--- a/business/What-Chokro-Is.docx
+++ b/business/What-Chokro-Is.docx
@@ -157,7 +157,7 @@
           <w:sz w:val="21"/>
           <w:szCs w:val="21"/>
         </w:rPr>
-        <w:t>September 2026  ·  Version 2.1</w:t>
+        <w:t>September 2026  ·  Version 2.2</w:t>
       </w:r>
     </w:p>
     <w:p>
@@ -1122,7 +1122,7 @@
           <w:sz w:val="22"/>
           <w:szCs w:val="22"/>
         </w:rPr>
-        <w:t xml:space="preserve">It works like this. You find a Chokro bin, one of ours, with its own unique QR code. You open the app, scan the code, and drop your plastic in. The app checks that you are really standing at that bin and looks at your photo of what you are putting in. If everything checks out, points land in your account. Those points buy you a discount on eco-friendly products from small local shops — or you can give them away, and Chokro turns them into trees and other green work.</w:t>
+        <w:t>With the hosted QR release deployed and this bin's label updated, it works like this. You find a Chokro bin, one of ours, and scan its QR code. If Chokro is installed, the app opens; if it is not, the same flow opens on the website. A new visitor gives a name and email and creates a password, then returns to that bin automatically. Chokro checks that the phone is really standing there and looks at the photo of what is being put in. If everything checks out, points land in the account. Those points buy a discount on eco-friendly products from small local shops — or can be given to Chokro’s green work.</w:t>
       </w:r>
     </w:p>
     <w:p>
@@ -1564,7 +1564,7 @@
           <w:sz w:val="22"/>
           <w:szCs w:val="22"/>
         </w:rPr>
-        <w:t xml:space="preserve">They scan the QR code and take a photo of what they are dropping in. The app records where they are standing and when.</w:t>
+        <w:t>They scan the bin’s updated QR code. The installed app opens, or the website opens when there is no app. A new visitor creates a small account, then takes a photo of what they are dropping in. The phone records where they are standing and when.</w:t>
       </w:r>
     </w:p>
     <w:p>
@@ -2149,7 +2149,7 @@
           <w:sz w:val="22"/>
           <w:szCs w:val="22"/>
         </w:rPr>
-        <w:t xml:space="preserve">Chokro establishes and operates its own bins. Each bin is registered in our system with a fixed location and its own unique QR code, and that code is what a user scans. Nothing about a drop is anonymous or approximate: it belongs to one bin, in one place, under our control.</w:t>
+        <w:t>Chokro establishes and operates its own bins. Each bin is registered with a fixed location and its own unique QR code. A newly generated or reprinted label can open the installed app or the website, but the link carries only an opaque bin token — no coordinates or user information. Nothing about a submitted drop is approximate: it belongs to one bin, in one place, under our control.</w:t>
       </w:r>
     </w:p>
     <w:p>
@@ -3403,7 +3403,7 @@
           <w:sz w:val="22"/>
           <w:szCs w:val="22"/>
         </w:rPr>
-        <w:t xml:space="preserve">The main way. Scan the bin’s QR code, photograph what you are putting in, drop it in. Once the submission passes verification, points are credited to your balance.</w:t>
+        <w:t>The main way. Scan the bin’s updated QR code in the app or a phone camera, photograph what you are putting in, and drop it in. Once the hosted release is deployed, no installation is required: the website can register a new visitor and continue at the same bin. Once the submission passes verification, points are credited to the balance.</w:t>
       </w:r>
     </w:p>
     <w:p>
@@ -6157,7 +6157,7 @@
           <w:sz w:val="22"/>
           <w:szCs w:val="22"/>
         </w:rPr>
-        <w:t xml:space="preserve">The app captures the user’s live location at the moment of submission and compares it to the registered position of the bin whose QR code was scanned. If the two do not agree, the submission does not count. Scanning a photograph of a QR code from home does not work.</w:t>
+        <w:t>The app or website captures the user’s live location at the moment of submission and compares it to the registered position of the bin whose QR code was scanned. If the two do not agree, the submission does not count. Scanning a photograph of a QR code from home does not work.</w:t>
       </w:r>
     </w:p>
     <w:p>
@@ -6916,7 +6916,7 @@
           <w:sz w:val="22"/>
           <w:szCs w:val="22"/>
         </w:rPr>
-        <w:t xml:space="preserve">Chokro is not finished. The app is at an early stage, the numbers in it are settings rather than settled policy, and parts of the plan described here — the weight capture, the passport in its full form, the recycler agreements — are ahead of the code and the paperwork today.</w:t>
+        <w:t>Chokro is not finished. The app is at an early stage, the QR website fallback is implemented in source but still needs its hosted rollout and physical label replacement, the numbers in the app are settings rather than settled policy, and parts of the plan described here — the weight capture, the passport in its full form, the recycler agreements — are ahead of the code and the paperwork today.</w:t>
       </w:r>
     </w:p>
     <w:p>
